--- a/АиКМС/доклад/доклад_АиКМС.docx
+++ b/АиКМС/доклад/доклад_АиКМС.docx
@@ -2,125 +2,899 @@
 <file path=word/document.xml><?xml version="1.0" encoding="utf-8"?>
 <w:document xmlns:wpc="http://schemas.microsoft.com/office/word/2010/wordprocessingCanvas" xmlns:mc="http://schemas.openxmlformats.org/markup-compatibility/2006" xmlns:o="urn:schemas-microsoft-com:office:office" xmlns:r="http://schemas.openxmlformats.org/officeDocument/2006/relationships" xmlns:m="http://schemas.openxmlformats.org/officeDocument/2006/math" xmlns:v="urn:schemas-microsoft-com:vml" xmlns:wp14="http://schemas.microsoft.com/office/word/2010/wordprocessingDrawing" xmlns:wp="http://schemas.openxmlformats.org/drawingml/2006/wordprocessingDrawing" xmlns:w10="urn:schemas-microsoft-com:office:word" xmlns:w="http://schemas.openxmlformats.org/wordprocessingml/2006/main" xmlns:w14="http://schemas.microsoft.com/office/word/2010/wordml" xmlns:w15="http://schemas.microsoft.com/office/word/2012/wordml" xmlns:wpg="http://schemas.microsoft.com/office/word/2010/wordprocessingGroup" xmlns:wpi="http://schemas.microsoft.com/office/word/2010/wordprocessingInk" xmlns:wne="http://schemas.microsoft.com/office/word/2006/wordml" xmlns:wps="http://schemas.microsoft.com/office/word/2010/wordprocessingShape" mc:Ignorable="w14 w15 wp14">
   <w:body>
-    <w:p>
-      <w:pPr>
-        <w:pStyle w:val="1"/>
-        <w:rPr>
+    <w:tbl>
+      <w:tblPr>
+        <w:tblW w:w="9356" w:type="dxa"/>
+        <w:tblCellMar>
+          <w:left w:w="0" w:type="dxa"/>
+          <w:right w:w="0" w:type="dxa"/>
+        </w:tblCellMar>
+        <w:tblLook w:val="0000" w:firstRow="0" w:lastRow="0" w:firstColumn="0" w:lastColumn="0" w:noHBand="0" w:noVBand="0"/>
+      </w:tblPr>
+      <w:tblGrid>
+        <w:gridCol w:w="2599"/>
+        <w:gridCol w:w="3166"/>
+        <w:gridCol w:w="3591"/>
+      </w:tblGrid>
+      <w:tr>
+        <w:trPr>
+          <w:cantSplit/>
+          <w:trHeight w:val="184"/>
+        </w:trPr>
+        <w:tc>
+          <w:tcPr>
+            <w:tcW w:w="2599" w:type="dxa"/>
+            <w:shd w:val="clear" w:color="auto" w:fill="auto"/>
+          </w:tcPr>
+          <w:p>
+            <w:pPr>
+              <w:pStyle w:val="4"/>
+              <w:jc w:val="both"/>
+            </w:pPr>
+          </w:p>
+        </w:tc>
+        <w:tc>
+          <w:tcPr>
+            <w:tcW w:w="3166" w:type="dxa"/>
+            <w:shd w:val="clear" w:color="auto" w:fill="auto"/>
+          </w:tcPr>
+          <w:p>
+            <w:pPr>
+              <w:spacing w:line="240" w:lineRule="atLeast"/>
+              <w:ind w:firstLine="1087"/>
+              <w:jc w:val="center"/>
+              <w:rPr>
+                <w:sz w:val="24"/>
+              </w:rPr>
+            </w:pPr>
+            <w:r>
+              <w:rPr>
+                <w:noProof/>
+                <w:lang w:eastAsia="ru-RU"/>
+              </w:rPr>
+              <w:drawing>
+                <wp:inline distT="0" distB="635" distL="0" distR="5080" wp14:anchorId="744F3F5D" wp14:editId="1F3EC37B">
+                  <wp:extent cx="890905" cy="1009015"/>
+                  <wp:effectExtent l="0" t="0" r="0" b="0"/>
+                  <wp:docPr id="4" name="Рисунок 2"/>
+                  <wp:cNvGraphicFramePr>
+                    <a:graphicFrameLocks xmlns:a="http://schemas.openxmlformats.org/drawingml/2006/main" noChangeAspect="1"/>
+                  </wp:cNvGraphicFramePr>
+                  <a:graphic xmlns:a="http://schemas.openxmlformats.org/drawingml/2006/main">
+                    <a:graphicData uri="http://schemas.openxmlformats.org/drawingml/2006/picture">
+                      <pic:pic xmlns:pic="http://schemas.openxmlformats.org/drawingml/2006/picture">
+                        <pic:nvPicPr>
+                          <pic:cNvPr id="1" name="Рисунок 2"/>
+                          <pic:cNvPicPr>
+                            <a:picLocks noChangeAspect="1" noChangeArrowheads="1"/>
+                          </pic:cNvPicPr>
+                        </pic:nvPicPr>
+                        <pic:blipFill>
+                          <a:blip r:embed="rId7"/>
+                          <a:stretch>
+                            <a:fillRect/>
+                          </a:stretch>
+                        </pic:blipFill>
+                        <pic:spPr bwMode="auto">
+                          <a:xfrm>
+                            <a:off x="0" y="0"/>
+                            <a:ext cx="890905" cy="1009015"/>
+                          </a:xfrm>
+                          <a:prstGeom prst="rect">
+                            <a:avLst/>
+                          </a:prstGeom>
+                        </pic:spPr>
+                      </pic:pic>
+                    </a:graphicData>
+                  </a:graphic>
+                </wp:inline>
+              </w:drawing>
+            </w:r>
+          </w:p>
+        </w:tc>
+        <w:tc>
+          <w:tcPr>
+            <w:tcW w:w="3591" w:type="dxa"/>
+            <w:shd w:val="clear" w:color="auto" w:fill="auto"/>
+          </w:tcPr>
+          <w:p>
+            <w:pPr>
+              <w:spacing w:line="240" w:lineRule="atLeast"/>
+              <w:jc w:val="center"/>
+              <w:rPr>
+                <w:caps/>
+                <w:sz w:val="24"/>
+              </w:rPr>
+            </w:pPr>
+          </w:p>
+        </w:tc>
+      </w:tr>
+      <w:tr>
+        <w:trPr>
+          <w:cantSplit/>
+          <w:trHeight w:val="554"/>
+        </w:trPr>
+        <w:tc>
+          <w:tcPr>
+            <w:tcW w:w="9356" w:type="dxa"/>
+            <w:gridSpan w:val="3"/>
+            <w:shd w:val="clear" w:color="auto" w:fill="auto"/>
+            <w:vAlign w:val="center"/>
+          </w:tcPr>
+          <w:p>
+            <w:pPr>
+              <w:spacing w:line="240" w:lineRule="atLeast"/>
+              <w:ind w:firstLine="0"/>
+              <w:jc w:val="center"/>
+              <w:rPr>
+                <w:caps/>
+              </w:rPr>
+            </w:pPr>
+            <w:r>
+              <w:rPr>
+                <w:caps/>
+                <w:sz w:val="24"/>
+                <w:szCs w:val="24"/>
+              </w:rPr>
+              <w:t>МИНОБРНАУКИ РОССИИ</w:t>
+            </w:r>
+          </w:p>
+        </w:tc>
+      </w:tr>
+      <w:tr>
+        <w:trPr>
+          <w:cantSplit/>
+          <w:trHeight w:val="18"/>
+        </w:trPr>
+        <w:tc>
+          <w:tcPr>
+            <w:tcW w:w="9356" w:type="dxa"/>
+            <w:gridSpan w:val="3"/>
+            <w:tcBorders>
+              <w:bottom w:val="single" w:sz="18" w:space="0" w:color="000000"/>
+            </w:tcBorders>
+            <w:shd w:val="clear" w:color="auto" w:fill="auto"/>
+          </w:tcPr>
+          <w:p>
+            <w:pPr>
+              <w:spacing w:line="240" w:lineRule="exact"/>
+              <w:ind w:firstLine="0"/>
+              <w:jc w:val="center"/>
+              <w:rPr>
+                <w:sz w:val="24"/>
+              </w:rPr>
+            </w:pPr>
+            <w:r>
+              <w:rPr>
+                <w:sz w:val="24"/>
+              </w:rPr>
+              <w:t xml:space="preserve">Федеральное государственное бюджетное образовательное учреждение </w:t>
+            </w:r>
+          </w:p>
+          <w:p>
+            <w:pPr>
+              <w:spacing w:line="240" w:lineRule="exact"/>
+              <w:ind w:firstLine="0"/>
+              <w:jc w:val="center"/>
+              <w:rPr>
+                <w:sz w:val="24"/>
+              </w:rPr>
+            </w:pPr>
+            <w:r>
+              <w:rPr>
+                <w:sz w:val="24"/>
+              </w:rPr>
+              <w:t xml:space="preserve"> </w:t>
+            </w:r>
+            <w:proofErr w:type="gramStart"/>
+            <w:r>
+              <w:rPr>
+                <w:sz w:val="24"/>
+              </w:rPr>
+              <w:t>высшего</w:t>
+            </w:r>
+            <w:proofErr w:type="gramEnd"/>
+            <w:r>
+              <w:rPr>
+                <w:sz w:val="24"/>
+              </w:rPr>
+              <w:t xml:space="preserve"> образования</w:t>
+            </w:r>
+          </w:p>
+          <w:p>
+            <w:pPr>
+              <w:spacing w:line="240" w:lineRule="exact"/>
+              <w:ind w:firstLine="0"/>
+              <w:jc w:val="center"/>
+              <w:rPr>
+                <w:b/>
+              </w:rPr>
+            </w:pPr>
+            <w:r>
+              <w:rPr>
+                <w:b/>
+                <w:sz w:val="24"/>
+              </w:rPr>
+              <w:t>«</w:t>
+            </w:r>
+            <w:r>
+              <w:rPr>
+                <w:b/>
+                <w:sz w:val="24"/>
+                <w:szCs w:val="24"/>
+              </w:rPr>
+              <w:t>МИРЭА</w:t>
+            </w:r>
+            <w:r>
+              <w:rPr>
+                <w:b/>
+                <w:sz w:val="24"/>
+              </w:rPr>
+              <w:t xml:space="preserve"> </w:t>
+            </w:r>
+            <w:r>
+              <w:rPr>
+                <w:rStyle w:val="translation-chunk"/>
+                <w:szCs w:val="24"/>
+              </w:rPr>
+              <w:t xml:space="preserve">– </w:t>
+            </w:r>
+            <w:r>
+              <w:rPr>
+                <w:b/>
+                <w:sz w:val="24"/>
+              </w:rPr>
+              <w:t>Российский технологический университет»</w:t>
+            </w:r>
+          </w:p>
+          <w:p>
+            <w:pPr>
+              <w:keepNext/>
+              <w:ind w:firstLine="0"/>
+              <w:jc w:val="center"/>
+              <w:outlineLvl w:val="0"/>
+              <w:rPr>
+                <w:b/>
+                <w:sz w:val="32"/>
+                <w:szCs w:val="32"/>
+              </w:rPr>
+            </w:pPr>
+            <w:bookmarkStart w:id="0" w:name="_Toc190812343"/>
+            <w:r>
+              <w:rPr>
+                <w:b/>
+                <w:sz w:val="32"/>
+                <w:szCs w:val="32"/>
+              </w:rPr>
+              <w:t>РТУ МИРЭА</w:t>
+            </w:r>
+            <w:bookmarkEnd w:id="0"/>
+          </w:p>
+        </w:tc>
+      </w:tr>
+    </w:tbl>
+    <w:p>
+      <w:pPr>
+        <w:widowControl w:val="0"/>
+        <w:suppressAutoHyphens/>
+        <w:jc w:val="center"/>
+        <w:rPr>
+          <w:rFonts w:eastAsia="Droid Sans Fallback" w:cs="Times New Roman"/>
+          <w:kern w:val="2"/>
+          <w:szCs w:val="28"/>
+          <w:lang w:eastAsia="zh-CN" w:bidi="hi-IN"/>
+        </w:rPr>
+      </w:pPr>
+      <w:r>
+        <w:rPr>
+          <w:rFonts w:eastAsia="Droid Sans Fallback" w:cs="Times New Roman"/>
+          <w:b/>
+          <w:kern w:val="2"/>
+          <w:szCs w:val="28"/>
+          <w:lang w:eastAsia="zh-CN" w:bidi="hi-IN"/>
+        </w:rPr>
+        <w:t>Институт информационных технологий (ИИТ)</w:t>
+      </w:r>
+    </w:p>
+    <w:p>
+      <w:pPr>
+        <w:pStyle w:val="5"/>
+        <w:spacing w:line="240" w:lineRule="auto"/>
+        <w:ind w:right="-7" w:firstLine="0"/>
+        <w:jc w:val="center"/>
+        <w:rPr>
+          <w:sz w:val="28"/>
+        </w:rPr>
+      </w:pPr>
+    </w:p>
+    <w:p>
+      <w:pPr>
+        <w:pStyle w:val="5"/>
+        <w:spacing w:line="240" w:lineRule="auto"/>
+        <w:ind w:right="-7" w:firstLine="0"/>
+        <w:jc w:val="center"/>
+        <w:rPr>
+          <w:sz w:val="28"/>
+        </w:rPr>
+      </w:pPr>
+      <w:r>
+        <w:rPr>
+          <w:rFonts w:eastAsia="Droid Sans Fallback"/>
+          <w:b/>
+          <w:kern w:val="2"/>
+          <w:szCs w:val="28"/>
+          <w:lang w:eastAsia="zh-CN" w:bidi="hi-IN"/>
+        </w:rPr>
+        <w:t>Кафедра практической и прикладной информатики</w:t>
+      </w:r>
+    </w:p>
+    <w:p>
+      <w:pPr>
+        <w:pStyle w:val="5"/>
+        <w:spacing w:line="240" w:lineRule="auto"/>
+        <w:ind w:firstLine="0"/>
+        <w:rPr>
+          <w:sz w:val="28"/>
+        </w:rPr>
+      </w:pPr>
+    </w:p>
+    <w:p>
+      <w:pPr>
+        <w:pStyle w:val="5"/>
+        <w:spacing w:line="240" w:lineRule="auto"/>
+        <w:ind w:firstLine="0"/>
+        <w:rPr>
+          <w:sz w:val="28"/>
+        </w:rPr>
+      </w:pPr>
+    </w:p>
+    <w:p>
+      <w:pPr>
+        <w:pStyle w:val="5"/>
+        <w:spacing w:line="240" w:lineRule="auto"/>
+        <w:ind w:firstLine="0"/>
+        <w:rPr>
+          <w:sz w:val="28"/>
+        </w:rPr>
+      </w:pPr>
+    </w:p>
+    <w:p>
+      <w:pPr>
+        <w:pStyle w:val="5"/>
+        <w:spacing w:line="240" w:lineRule="auto"/>
+        <w:ind w:firstLine="0"/>
+        <w:jc w:val="center"/>
+        <w:rPr>
+          <w:b/>
+          <w:sz w:val="32"/>
+          <w:szCs w:val="32"/>
+        </w:rPr>
+      </w:pPr>
+      <w:r>
+        <w:rPr>
+          <w:b/>
+          <w:sz w:val="32"/>
+          <w:szCs w:val="32"/>
+        </w:rPr>
+        <w:t>Доклад</w:t>
+      </w:r>
+    </w:p>
+    <w:p>
+      <w:pPr>
+        <w:pStyle w:val="5"/>
+        <w:spacing w:line="240" w:lineRule="auto"/>
+        <w:ind w:firstLine="0"/>
+        <w:rPr>
+          <w:sz w:val="28"/>
+        </w:rPr>
+      </w:pPr>
+    </w:p>
+    <w:p>
+      <w:pPr>
+        <w:pStyle w:val="5"/>
+        <w:spacing w:line="240" w:lineRule="auto"/>
+        <w:ind w:firstLine="0"/>
+        <w:jc w:val="center"/>
+        <w:rPr>
+          <w:sz w:val="28"/>
+        </w:rPr>
+      </w:pPr>
+      <w:proofErr w:type="gramStart"/>
+      <w:r>
+        <w:rPr>
+          <w:sz w:val="28"/>
+        </w:rPr>
+        <w:t>по</w:t>
+      </w:r>
+      <w:proofErr w:type="gramEnd"/>
+      <w:r>
+        <w:rPr>
+          <w:sz w:val="28"/>
+        </w:rPr>
+        <w:t xml:space="preserve"> теме «</w:t>
+      </w:r>
+      <w:r>
+        <w:t>Моделирование поведения систем с помощью диаграмм активностей UML</w:t>
+      </w:r>
+      <w:r>
+        <w:rPr>
+          <w:sz w:val="28"/>
+        </w:rPr>
+        <w:t>»</w:t>
+      </w:r>
+    </w:p>
+    <w:p>
+      <w:pPr>
+        <w:pStyle w:val="5"/>
+        <w:spacing w:line="240" w:lineRule="auto"/>
+        <w:ind w:firstLine="0"/>
+        <w:rPr>
+          <w:sz w:val="28"/>
+        </w:rPr>
+      </w:pPr>
+    </w:p>
+    <w:p>
+      <w:pPr>
+        <w:pStyle w:val="5"/>
+        <w:spacing w:line="240" w:lineRule="auto"/>
+        <w:ind w:firstLine="0"/>
+        <w:rPr>
+          <w:sz w:val="28"/>
+        </w:rPr>
+      </w:pPr>
+    </w:p>
+    <w:p>
+      <w:pPr>
+        <w:pStyle w:val="5"/>
+        <w:spacing w:line="240" w:lineRule="auto"/>
+        <w:ind w:firstLine="0"/>
+        <w:jc w:val="center"/>
+        <w:rPr>
+          <w:b/>
+          <w:sz w:val="28"/>
+        </w:rPr>
+      </w:pPr>
+    </w:p>
+    <w:p>
+      <w:pPr>
+        <w:pStyle w:val="5"/>
+        <w:spacing w:line="240" w:lineRule="auto"/>
+        <w:ind w:firstLine="0"/>
+        <w:jc w:val="center"/>
+        <w:rPr>
+          <w:b/>
+          <w:sz w:val="28"/>
+        </w:rPr>
+      </w:pPr>
+    </w:p>
+    <w:p>
+      <w:pPr>
+        <w:pStyle w:val="5"/>
+        <w:spacing w:line="240" w:lineRule="auto"/>
+        <w:ind w:firstLine="0"/>
+        <w:jc w:val="center"/>
+        <w:rPr>
+          <w:sz w:val="28"/>
+          <w:szCs w:val="28"/>
+        </w:rPr>
+      </w:pPr>
+    </w:p>
+    <w:p>
+      <w:pPr>
+        <w:pStyle w:val="5"/>
+        <w:spacing w:line="240" w:lineRule="auto"/>
+        <w:ind w:firstLine="0"/>
+        <w:rPr>
+          <w:sz w:val="28"/>
+          <w:szCs w:val="28"/>
+        </w:rPr>
+      </w:pPr>
+    </w:p>
+    <w:p>
+      <w:pPr>
+        <w:pStyle w:val="5"/>
+        <w:spacing w:line="240" w:lineRule="auto"/>
+        <w:ind w:firstLine="0"/>
+        <w:jc w:val="center"/>
+        <w:rPr>
+          <w:sz w:val="28"/>
+        </w:rPr>
+      </w:pPr>
+    </w:p>
+    <w:tbl>
+      <w:tblPr>
+        <w:tblStyle w:val="a4"/>
+        <w:tblW w:w="9526" w:type="dxa"/>
+        <w:tblLook w:val="04A0" w:firstRow="1" w:lastRow="0" w:firstColumn="1" w:lastColumn="0" w:noHBand="0" w:noVBand="1"/>
+      </w:tblPr>
+      <w:tblGrid>
+        <w:gridCol w:w="4536"/>
+        <w:gridCol w:w="4990"/>
+      </w:tblGrid>
+      <w:tr>
+        <w:trPr>
+          <w:trHeight w:val="1109"/>
+        </w:trPr>
+        <w:tc>
+          <w:tcPr>
+            <w:tcW w:w="4536" w:type="dxa"/>
+            <w:tcBorders>
+              <w:top w:val="nil"/>
+              <w:left w:val="nil"/>
+              <w:bottom w:val="nil"/>
+              <w:right w:val="nil"/>
+            </w:tcBorders>
+            <w:shd w:val="clear" w:color="auto" w:fill="auto"/>
+          </w:tcPr>
+          <w:p>
+            <w:pPr>
+              <w:pStyle w:val="5"/>
+              <w:spacing w:line="240" w:lineRule="auto"/>
+              <w:ind w:firstLine="0"/>
+              <w:rPr>
+                <w:b/>
+                <w:sz w:val="28"/>
+              </w:rPr>
+            </w:pPr>
+            <w:r>
+              <w:rPr>
+                <w:b/>
+                <w:sz w:val="28"/>
+              </w:rPr>
+              <w:t>Выполнили:</w:t>
+            </w:r>
+          </w:p>
+          <w:p>
+            <w:pPr>
+              <w:pStyle w:val="5"/>
+              <w:spacing w:line="240" w:lineRule="auto"/>
+              <w:ind w:firstLine="0"/>
+              <w:rPr>
+                <w:sz w:val="28"/>
+              </w:rPr>
+            </w:pPr>
+            <w:r>
+              <w:rPr>
+                <w:bCs/>
+                <w:sz w:val="28"/>
+              </w:rPr>
+              <w:t>Студенты группы</w:t>
+            </w:r>
+            <w:r>
+              <w:rPr>
+                <w:b/>
+                <w:sz w:val="28"/>
+              </w:rPr>
+              <w:t xml:space="preserve"> </w:t>
+            </w:r>
+            <w:r>
+              <w:rPr>
+                <w:color w:val="000000" w:themeColor="text1"/>
+                <w:sz w:val="28"/>
+              </w:rPr>
+              <w:t>ИКБО-</w:t>
+            </w:r>
+            <w:r>
+              <w:rPr>
+                <w:color w:val="000000" w:themeColor="text1"/>
+                <w:sz w:val="28"/>
+                <w:lang w:val="en-US"/>
+              </w:rPr>
+              <w:t>20</w:t>
+            </w:r>
+            <w:r>
+              <w:rPr>
+                <w:color w:val="000000" w:themeColor="text1"/>
+                <w:sz w:val="28"/>
+              </w:rPr>
+              <w:t>-23</w:t>
+            </w:r>
+          </w:p>
+        </w:tc>
+        <w:tc>
+          <w:tcPr>
+            <w:tcW w:w="4990" w:type="dxa"/>
+            <w:tcBorders>
+              <w:top w:val="nil"/>
+              <w:left w:val="nil"/>
+              <w:bottom w:val="nil"/>
+              <w:right w:val="nil"/>
+            </w:tcBorders>
+            <w:shd w:val="clear" w:color="auto" w:fill="auto"/>
+          </w:tcPr>
+          <w:p>
+            <w:pPr>
+              <w:pStyle w:val="5"/>
+              <w:spacing w:line="240" w:lineRule="auto"/>
+              <w:ind w:firstLine="0"/>
+              <w:jc w:val="right"/>
+              <w:rPr>
+                <w:sz w:val="28"/>
+                <w:highlight w:val="yellow"/>
+              </w:rPr>
+            </w:pPr>
+          </w:p>
+          <w:p>
+            <w:pPr>
+              <w:pStyle w:val="5"/>
+              <w:spacing w:line="240" w:lineRule="auto"/>
+              <w:ind w:left="-345" w:firstLine="0"/>
+              <w:jc w:val="right"/>
+              <w:rPr>
+                <w:sz w:val="28"/>
+              </w:rPr>
+            </w:pPr>
+            <w:r>
+              <w:rPr>
+                <w:sz w:val="28"/>
+              </w:rPr>
+              <w:t>Кузнецов Л. А.</w:t>
+            </w:r>
+          </w:p>
+          <w:p>
+            <w:pPr>
+              <w:pStyle w:val="5"/>
+              <w:spacing w:line="240" w:lineRule="auto"/>
+              <w:ind w:left="-345" w:firstLine="0"/>
+              <w:jc w:val="right"/>
+              <w:rPr>
+                <w:sz w:val="28"/>
+              </w:rPr>
+            </w:pPr>
+            <w:proofErr w:type="spellStart"/>
+            <w:r>
+              <w:rPr>
+                <w:sz w:val="28"/>
+              </w:rPr>
+              <w:t>Комисарик</w:t>
+            </w:r>
+            <w:proofErr w:type="spellEnd"/>
+            <w:r>
+              <w:rPr>
+                <w:sz w:val="28"/>
+              </w:rPr>
+              <w:t xml:space="preserve"> М.А.</w:t>
+            </w:r>
+          </w:p>
+        </w:tc>
+      </w:tr>
+      <w:tr>
+        <w:trPr>
+          <w:trHeight w:val="698"/>
+        </w:trPr>
+        <w:tc>
+          <w:tcPr>
+            <w:tcW w:w="4536" w:type="dxa"/>
+            <w:tcBorders>
+              <w:top w:val="nil"/>
+              <w:left w:val="nil"/>
+              <w:bottom w:val="nil"/>
+              <w:right w:val="nil"/>
+            </w:tcBorders>
+            <w:shd w:val="clear" w:color="auto" w:fill="auto"/>
+          </w:tcPr>
+          <w:p>
+            <w:pPr>
+              <w:pStyle w:val="5"/>
+              <w:tabs>
+                <w:tab w:val="left" w:pos="708"/>
+                <w:tab w:val="left" w:pos="1416"/>
+                <w:tab w:val="right" w:pos="4553"/>
+              </w:tabs>
+              <w:spacing w:line="240" w:lineRule="auto"/>
+              <w:ind w:firstLine="0"/>
+              <w:rPr>
+                <w:b/>
+                <w:sz w:val="28"/>
+              </w:rPr>
+            </w:pPr>
+          </w:p>
+          <w:p>
+            <w:pPr>
+              <w:pStyle w:val="5"/>
+              <w:tabs>
+                <w:tab w:val="left" w:pos="708"/>
+                <w:tab w:val="left" w:pos="1416"/>
+                <w:tab w:val="right" w:pos="4553"/>
+              </w:tabs>
+              <w:spacing w:line="240" w:lineRule="auto"/>
+              <w:ind w:firstLine="0"/>
+              <w:rPr>
+                <w:b/>
+                <w:sz w:val="28"/>
+              </w:rPr>
+            </w:pPr>
+            <w:r>
+              <w:rPr>
+                <w:b/>
+                <w:sz w:val="28"/>
+              </w:rPr>
+              <w:t>Проверил:</w:t>
+            </w:r>
+          </w:p>
+          <w:p>
+            <w:pPr>
+              <w:pStyle w:val="5"/>
+              <w:tabs>
+                <w:tab w:val="left" w:pos="708"/>
+                <w:tab w:val="left" w:pos="1416"/>
+                <w:tab w:val="right" w:pos="4553"/>
+              </w:tabs>
+              <w:spacing w:line="240" w:lineRule="auto"/>
+              <w:ind w:firstLine="0"/>
+              <w:rPr>
+                <w:sz w:val="28"/>
+              </w:rPr>
+            </w:pPr>
+            <w:r>
+              <w:rPr>
+                <w:sz w:val="28"/>
+              </w:rPr>
+              <w:t>Преподаватель</w:t>
+            </w:r>
+            <w:r>
+              <w:rPr>
+                <w:b/>
+                <w:sz w:val="28"/>
+              </w:rPr>
+              <w:tab/>
+            </w:r>
+          </w:p>
+        </w:tc>
+        <w:tc>
+          <w:tcPr>
+            <w:tcW w:w="4990" w:type="dxa"/>
+            <w:tcBorders>
+              <w:top w:val="nil"/>
+              <w:left w:val="nil"/>
+              <w:bottom w:val="nil"/>
+              <w:right w:val="nil"/>
+            </w:tcBorders>
+            <w:shd w:val="clear" w:color="auto" w:fill="auto"/>
+          </w:tcPr>
+          <w:p>
+            <w:pPr>
+              <w:pStyle w:val="5"/>
+              <w:spacing w:line="240" w:lineRule="auto"/>
+              <w:ind w:left="-385" w:firstLine="0"/>
+              <w:jc w:val="right"/>
+              <w:rPr>
+                <w:sz w:val="28"/>
+              </w:rPr>
+            </w:pPr>
+          </w:p>
+          <w:p>
+            <w:pPr>
+              <w:pStyle w:val="5"/>
+              <w:spacing w:line="240" w:lineRule="auto"/>
+              <w:ind w:left="-385" w:firstLine="0"/>
+              <w:jc w:val="right"/>
+              <w:rPr>
+                <w:sz w:val="28"/>
+              </w:rPr>
+            </w:pPr>
+          </w:p>
+          <w:p>
+            <w:pPr>
+              <w:pStyle w:val="5"/>
+              <w:spacing w:line="240" w:lineRule="auto"/>
+              <w:ind w:left="-385" w:firstLine="0"/>
+              <w:jc w:val="right"/>
+              <w:rPr>
+                <w:sz w:val="28"/>
+                <w:highlight w:val="yellow"/>
+              </w:rPr>
+            </w:pPr>
+            <w:r>
+              <w:rPr>
+                <w:sz w:val="28"/>
+              </w:rPr>
+              <w:t>Леонов Д.А.</w:t>
+            </w:r>
+          </w:p>
+        </w:tc>
+      </w:tr>
+    </w:tbl>
+    <w:p>
+      <w:pPr>
+        <w:pStyle w:val="5"/>
+        <w:spacing w:line="240" w:lineRule="auto"/>
+        <w:ind w:firstLine="0"/>
+        <w:rPr>
+          <w:sz w:val="28"/>
+        </w:rPr>
+      </w:pPr>
+    </w:p>
+    <w:p>
+      <w:pPr>
+        <w:pStyle w:val="5"/>
+        <w:spacing w:line="240" w:lineRule="auto"/>
+        <w:ind w:firstLine="0"/>
+        <w:rPr>
+          <w:sz w:val="28"/>
+        </w:rPr>
+      </w:pPr>
+    </w:p>
+    <w:p>
+      <w:pPr>
+        <w:pStyle w:val="5"/>
+        <w:spacing w:line="240" w:lineRule="auto"/>
+        <w:ind w:firstLine="0"/>
+        <w:rPr>
+          <w:sz w:val="28"/>
+        </w:rPr>
+      </w:pPr>
+    </w:p>
+    <w:p>
+      <w:pPr>
+        <w:pStyle w:val="5"/>
+        <w:spacing w:line="240" w:lineRule="auto"/>
+        <w:ind w:firstLine="0"/>
+        <w:rPr>
+          <w:sz w:val="28"/>
+        </w:rPr>
+      </w:pPr>
+    </w:p>
+    <w:p>
+      <w:pPr>
+        <w:pStyle w:val="5"/>
+        <w:spacing w:line="240" w:lineRule="auto"/>
+        <w:ind w:firstLine="0"/>
+        <w:rPr>
+          <w:sz w:val="28"/>
+        </w:rPr>
+      </w:pPr>
+    </w:p>
+    <w:p>
+      <w:pPr>
+        <w:pStyle w:val="5"/>
+        <w:spacing w:line="240" w:lineRule="auto"/>
+        <w:ind w:firstLine="0"/>
+        <w:rPr>
+          <w:sz w:val="28"/>
+        </w:rPr>
+      </w:pPr>
+    </w:p>
+    <w:p>
+      <w:pPr>
+        <w:pStyle w:val="5"/>
+        <w:spacing w:line="240" w:lineRule="auto"/>
+        <w:ind w:firstLine="0"/>
+        <w:rPr>
+          <w:sz w:val="28"/>
+        </w:rPr>
+      </w:pPr>
+    </w:p>
+    <w:p>
+      <w:pPr>
+        <w:pStyle w:val="5"/>
+        <w:spacing w:line="240" w:lineRule="auto"/>
+        <w:ind w:firstLine="0"/>
+        <w:rPr>
+          <w:sz w:val="28"/>
+        </w:rPr>
+      </w:pPr>
+    </w:p>
+    <w:p>
+      <w:pPr>
+        <w:pStyle w:val="5"/>
+        <w:spacing w:line="240" w:lineRule="auto"/>
+        <w:ind w:firstLine="0"/>
+        <w:rPr>
+          <w:sz w:val="28"/>
           <w:lang w:val="en-US"/>
         </w:rPr>
       </w:pPr>
-      <w:r>
-        <w:t xml:space="preserve">моделирование поведения систем с помощью диаграмм активностей </w:t>
-      </w:r>
-      <w:r>
-        <w:rPr>
-          <w:lang w:val="en-US"/>
-        </w:rPr>
-        <w:t>UML</w:t>
-      </w:r>
-    </w:p>
-    <w:p>
-      <w:pPr>
-        <w:pStyle w:val="2"/>
-      </w:pPr>
-    </w:p>
-    <w:p/>
-    <w:p/>
-    <w:p/>
-    <w:p/>
-    <w:p/>
-    <w:p/>
-    <w:p/>
-    <w:p/>
-    <w:p/>
-    <w:p/>
-    <w:p/>
-    <w:p/>
-    <w:p/>
-    <w:p/>
-    <w:p/>
-    <w:p/>
-    <w:p/>
-    <w:p/>
-    <w:p/>
-    <w:p/>
-    <w:p/>
-    <w:p>
-      <w:pPr>
-        <w:ind w:firstLine="0"/>
-      </w:pPr>
-      <w:r>
-        <w:t>Доклад выполнили:</w:t>
-      </w:r>
-    </w:p>
-    <w:p>
-      <w:pPr>
-        <w:ind w:firstLine="0"/>
-      </w:pPr>
-      <w:proofErr w:type="gramStart"/>
-      <w:r>
-        <w:t>студенты</w:t>
-      </w:r>
-      <w:proofErr w:type="gramEnd"/>
-      <w:r>
-        <w:t xml:space="preserve"> группы ИКБО-20-23 </w:t>
-      </w:r>
-      <w:r>
-        <w:tab/>
-      </w:r>
-      <w:r>
-        <w:tab/>
-      </w:r>
-      <w:r>
-        <w:tab/>
-      </w:r>
-      <w:r>
-        <w:tab/>
-        <w:t xml:space="preserve">         </w:t>
-      </w:r>
-      <w:proofErr w:type="spellStart"/>
-      <w:r>
-        <w:t>Комисарик</w:t>
-      </w:r>
-      <w:proofErr w:type="spellEnd"/>
-      <w:r>
-        <w:t xml:space="preserve"> </w:t>
-      </w:r>
-      <w:r>
-        <w:t>М.А.</w:t>
-      </w:r>
-      <w:r>
-        <w:t>,</w:t>
-      </w:r>
-    </w:p>
-    <w:p>
-      <w:r>
-        <w:tab/>
-      </w:r>
-      <w:r>
-        <w:tab/>
-      </w:r>
-      <w:r>
-        <w:tab/>
-      </w:r>
-      <w:r>
-        <w:tab/>
-      </w:r>
-      <w:r>
-        <w:tab/>
-      </w:r>
-      <w:r>
-        <w:tab/>
-      </w:r>
-      <w:r>
-        <w:tab/>
-      </w:r>
-      <w:r>
-        <w:tab/>
-        <w:t xml:space="preserve">         </w:t>
-      </w:r>
-      <w:r>
-        <w:t>Кузнецов Л.А</w:t>
+    </w:p>
+    <w:p>
+      <w:pPr>
+        <w:jc w:val="center"/>
+        <w:rPr>
+          <w:rStyle w:val="translation-chunk"/>
+        </w:rPr>
+      </w:pPr>
+      <w:r>
+        <w:t>МОСКВА 2025 г.</w:t>
       </w:r>
     </w:p>
     <w:p>
@@ -140,25 +914,38 @@
           <w:tab w:val="right" w:leader="dot" w:pos="9072"/>
         </w:tabs>
         <w:ind w:firstLine="0"/>
-      </w:pPr>
-      <w:r>
-        <w:t xml:space="preserve">1 </w:t>
-      </w:r>
-      <w:r>
-        <w:rPr>
-          <w:lang w:val="en-US"/>
-        </w:rPr>
-        <w:t>UML</w:t>
-      </w:r>
-      <w:r>
-        <w:rPr>
-          <w:lang w:val="en-US"/>
-        </w:rPr>
-        <w:tab/>
-      </w:r>
-      <w:r>
-        <w:t>3</w:t>
-      </w:r>
+        <w:rPr>
+          <w:color w:val="000000" w:themeColor="text1"/>
+        </w:rPr>
+      </w:pPr>
+      <w:hyperlink w:anchor="_1_UML" w:history="1">
+        <w:r>
+          <w:rPr>
+            <w:rStyle w:val="a5"/>
+            <w:color w:val="000000" w:themeColor="text1"/>
+            <w:u w:val="none"/>
+          </w:rPr>
+          <w:t xml:space="preserve">1 </w:t>
+        </w:r>
+        <w:r>
+          <w:rPr>
+            <w:rStyle w:val="a5"/>
+            <w:color w:val="000000" w:themeColor="text1"/>
+            <w:u w:val="none"/>
+            <w:lang w:val="en-US"/>
+          </w:rPr>
+          <w:t>UML</w:t>
+        </w:r>
+        <w:r>
+          <w:rPr>
+            <w:rStyle w:val="a5"/>
+            <w:color w:val="000000" w:themeColor="text1"/>
+            <w:u w:val="none"/>
+          </w:rPr>
+          <w:tab/>
+          <w:t>3</w:t>
+        </w:r>
+      </w:hyperlink>
     </w:p>
     <w:p>
       <w:pPr>
@@ -166,31 +953,38 @@
           <w:tab w:val="right" w:leader="dot" w:pos="9072"/>
         </w:tabs>
         <w:ind w:firstLine="0"/>
-      </w:pPr>
-      <w:r>
-        <w:rPr>
-          <w:lang w:val="en-US"/>
-        </w:rPr>
-        <w:t xml:space="preserve">1.1 </w:t>
-      </w:r>
-      <w:r>
-        <w:t xml:space="preserve">Основы </w:t>
-      </w:r>
-      <w:r>
-        <w:rPr>
-          <w:lang w:val="en-US"/>
-        </w:rPr>
-        <w:t>UML</w:t>
-      </w:r>
-      <w:r>
-        <w:rPr>
-          <w:lang w:val="en-US"/>
-        </w:rPr>
-        <w:tab/>
-      </w:r>
-      <w:r>
-        <w:t>3</w:t>
-      </w:r>
+        <w:rPr>
+          <w:color w:val="000000" w:themeColor="text1"/>
+        </w:rPr>
+      </w:pPr>
+      <w:hyperlink w:anchor="_1.1_Основы_UML" w:history="1">
+        <w:r>
+          <w:rPr>
+            <w:rStyle w:val="a5"/>
+            <w:color w:val="000000" w:themeColor="text1"/>
+            <w:u w:val="none"/>
+          </w:rPr>
+          <w:t xml:space="preserve">1.1 Основы </w:t>
+        </w:r>
+        <w:r>
+          <w:rPr>
+            <w:rStyle w:val="a5"/>
+            <w:color w:val="000000" w:themeColor="text1"/>
+            <w:u w:val="none"/>
+            <w:lang w:val="en-US"/>
+          </w:rPr>
+          <w:t>UML</w:t>
+        </w:r>
+        <w:r>
+          <w:rPr>
+            <w:rStyle w:val="a5"/>
+            <w:color w:val="000000" w:themeColor="text1"/>
+            <w:u w:val="none"/>
+          </w:rPr>
+          <w:tab/>
+          <w:t>3</w:t>
+        </w:r>
+      </w:hyperlink>
     </w:p>
     <w:p>
       <w:pPr>
@@ -198,17 +992,127 @@
           <w:tab w:val="right" w:leader="dot" w:pos="9072"/>
         </w:tabs>
         <w:ind w:firstLine="0"/>
-      </w:pPr>
-      <w:r>
-        <w:t xml:space="preserve">1.2 </w:t>
-      </w:r>
-      <w:r>
-        <w:t>Диаграмма активностей</w:t>
-      </w:r>
-      <w:r>
-        <w:tab/>
-        <w:t>4</w:t>
-      </w:r>
+        <w:rPr>
+          <w:color w:val="000000" w:themeColor="text1"/>
+        </w:rPr>
+      </w:pPr>
+      <w:hyperlink w:anchor="_1.2_Диаграмма_активностей" w:history="1">
+        <w:r>
+          <w:rPr>
+            <w:rStyle w:val="a5"/>
+            <w:color w:val="000000" w:themeColor="text1"/>
+            <w:u w:val="none"/>
+          </w:rPr>
+          <w:t>1.2 Диаграмма активностей</w:t>
+        </w:r>
+        <w:r>
+          <w:rPr>
+            <w:rStyle w:val="a5"/>
+            <w:color w:val="000000" w:themeColor="text1"/>
+            <w:u w:val="none"/>
+          </w:rPr>
+          <w:tab/>
+          <w:t>4</w:t>
+        </w:r>
+      </w:hyperlink>
+    </w:p>
+    <w:p>
+      <w:pPr>
+        <w:tabs>
+          <w:tab w:val="right" w:leader="dot" w:pos="9072"/>
+        </w:tabs>
+        <w:ind w:firstLine="0"/>
+        <w:rPr>
+          <w:color w:val="000000" w:themeColor="text1"/>
+        </w:rPr>
+      </w:pPr>
+      <w:hyperlink w:anchor="_1.3_Составная_деятельность" w:history="1">
+        <w:r>
+          <w:rPr>
+            <w:rStyle w:val="a5"/>
+            <w:color w:val="000000" w:themeColor="text1"/>
+            <w:u w:val="none"/>
+          </w:rPr>
+          <w:t>1.3</w:t>
+        </w:r>
+        <w:r>
+          <w:rPr>
+            <w:rStyle w:val="a5"/>
+            <w:color w:val="000000" w:themeColor="text1"/>
+            <w:u w:val="none"/>
+          </w:rPr>
+          <w:t xml:space="preserve"> Составная деятельность</w:t>
+        </w:r>
+        <w:r>
+          <w:rPr>
+            <w:rStyle w:val="a5"/>
+            <w:color w:val="000000" w:themeColor="text1"/>
+            <w:u w:val="none"/>
+          </w:rPr>
+          <w:tab/>
+          <w:t>5</w:t>
+        </w:r>
+      </w:hyperlink>
+    </w:p>
+    <w:p>
+      <w:pPr>
+        <w:tabs>
+          <w:tab w:val="right" w:leader="dot" w:pos="9072"/>
+        </w:tabs>
+        <w:ind w:firstLine="0"/>
+        <w:rPr>
+          <w:color w:val="000000" w:themeColor="text1"/>
+        </w:rPr>
+      </w:pPr>
+      <w:hyperlink w:anchor="_1.4_Разбиение_деятельности" w:history="1">
+        <w:r>
+          <w:rPr>
+            <w:rStyle w:val="a5"/>
+            <w:color w:val="000000" w:themeColor="text1"/>
+            <w:u w:val="none"/>
+          </w:rPr>
+          <w:t>1.4 Разбиение деятельности</w:t>
+        </w:r>
+        <w:r>
+          <w:rPr>
+            <w:rStyle w:val="a5"/>
+            <w:color w:val="000000" w:themeColor="text1"/>
+            <w:u w:val="none"/>
+          </w:rPr>
+          <w:tab/>
+          <w:t>6</w:t>
+        </w:r>
+      </w:hyperlink>
+    </w:p>
+    <w:p>
+      <w:pPr>
+        <w:tabs>
+          <w:tab w:val="right" w:leader="dot" w:pos="9072"/>
+        </w:tabs>
+        <w:ind w:firstLine="0"/>
+        <w:rPr>
+          <w:color w:val="000000" w:themeColor="text1"/>
+        </w:rPr>
+      </w:pPr>
+      <w:hyperlink w:anchor="_1.5_Использование_диаграммы" w:history="1">
+        <w:r>
+          <w:rPr>
+            <w:rStyle w:val="a5"/>
+            <w:color w:val="000000" w:themeColor="text1"/>
+            <w:u w:val="none"/>
+          </w:rPr>
+          <w:t>1.5 Использование диаграммы активностей</w:t>
+        </w:r>
+        <w:r>
+          <w:rPr>
+            <w:rStyle w:val="a5"/>
+            <w:color w:val="000000" w:themeColor="text1"/>
+            <w:u w:val="none"/>
+          </w:rPr>
+          <w:tab/>
+          <w:t>6</w:t>
+        </w:r>
+      </w:hyperlink>
     </w:p>
     <w:p>
       <w:pPr>
@@ -224,20 +1128,6 @@
           <w:szCs w:val="32"/>
         </w:rPr>
       </w:pPr>
-      <w:r>
-        <w:t xml:space="preserve">1.3 </w:t>
-      </w:r>
-      <w:r>
-        <w:t>Использование диаграммы активностей</w:t>
-      </w:r>
-      <w:r>
-        <w:tab/>
-      </w:r>
-      <w:bookmarkStart w:id="0" w:name="_GoBack"/>
-      <w:bookmarkEnd w:id="0"/>
-      <w:r>
-        <w:t>5</w:t>
-      </w:r>
     </w:p>
     <w:p>
       <w:pPr>
@@ -245,6 +1135,8 @@
         <w:ind w:firstLine="0"/>
         <w:jc w:val="center"/>
       </w:pPr>
+      <w:bookmarkStart w:id="1" w:name="_1_UML"/>
+      <w:bookmarkEnd w:id="1"/>
       <w:r>
         <w:lastRenderedPageBreak/>
         <w:t xml:space="preserve">1 </w:t>
@@ -260,6 +1152,8 @@
       <w:pPr>
         <w:pStyle w:val="2"/>
       </w:pPr>
+      <w:bookmarkStart w:id="2" w:name="_1.1_Основы_UML"/>
+      <w:bookmarkEnd w:id="2"/>
       <w:r>
         <w:t xml:space="preserve">1.1 </w:t>
       </w:r>
@@ -580,13 +1474,7 @@
         <w:t>представление архитектуры системы</w:t>
       </w:r>
       <w:r>
-        <w:t xml:space="preserve"> (</w:t>
-      </w:r>
-      <w:r>
-        <w:t>использование</w:t>
-      </w:r>
-      <w:r>
-        <w:t xml:space="preserve"> диаграмм)</w:t>
+        <w:t xml:space="preserve"> (использование диаграмм)</w:t>
       </w:r>
       <w:r>
         <w:t>.</w:t>
@@ -596,6 +1484,8 @@
       <w:pPr>
         <w:pStyle w:val="2"/>
       </w:pPr>
+      <w:bookmarkStart w:id="3" w:name="_1.2_Диаграмма_активностей"/>
+      <w:bookmarkEnd w:id="3"/>
       <w:r>
         <w:t>1.2 Диаграмма активностей</w:t>
       </w:r>
@@ -782,8 +1672,167 @@
       <w:pPr>
         <w:pStyle w:val="2"/>
       </w:pPr>
-      <w:r>
-        <w:t xml:space="preserve">1.3 </w:t>
+      <w:bookmarkStart w:id="4" w:name="_1.3_Составная_деятельность"/>
+      <w:bookmarkEnd w:id="4"/>
+      <w:r>
+        <w:t>1.3 Составная деятельность</w:t>
+      </w:r>
+    </w:p>
+    <w:p>
+      <w:r>
+        <w:t>Составная деятельность – это деятельность, состоящая из нескольких более простых действий, может быть представлена на диаграмме активности в виде составной деятельности, которая представлена специальной пиктограммой в нижнем правом углу символа деятельности.</w:t>
+      </w:r>
+    </w:p>
+    <w:p>
+      <w:r>
+        <w:t>Этот символ означает, что подробное содержание данной деятельности вынесено на</w:t>
+      </w:r>
+      <w:r>
+        <w:t xml:space="preserve"> вложенную диаграмму активности</w:t>
+      </w:r>
+      <w:r>
+        <w:t xml:space="preserve"> (рисунок 1)</w:t>
+      </w:r>
+      <w:r>
+        <w:t>.</w:t>
+      </w:r>
+    </w:p>
+    <w:p>
+      <w:r>
+        <w:rPr>
+          <w:noProof/>
+          <w:lang w:eastAsia="ru-RU"/>
+        </w:rPr>
+        <w:drawing>
+          <wp:inline distT="0" distB="0" distL="0" distR="0" wp14:anchorId="71A22CEB" wp14:editId="75A2373E">
+            <wp:extent cx="5760720" cy="4102735"/>
+            <wp:effectExtent l="0" t="0" r="0" b="0"/>
+            <wp:docPr id="2" name="Рисунок 2"/>
+            <wp:cNvGraphicFramePr>
+              <a:graphicFrameLocks xmlns:a="http://schemas.openxmlformats.org/drawingml/2006/main" noChangeAspect="1"/>
+            </wp:cNvGraphicFramePr>
+            <a:graphic xmlns:a="http://schemas.openxmlformats.org/drawingml/2006/main">
+              <a:graphicData uri="http://schemas.openxmlformats.org/drawingml/2006/picture">
+                <pic:pic xmlns:pic="http://schemas.openxmlformats.org/drawingml/2006/picture">
+                  <pic:nvPicPr>
+                    <pic:cNvPr id="1" name=""/>
+                    <pic:cNvPicPr/>
+                  </pic:nvPicPr>
+                  <pic:blipFill>
+                    <a:blip r:embed="rId8"/>
+                    <a:stretch>
+                      <a:fillRect/>
+                    </a:stretch>
+                  </pic:blipFill>
+                  <pic:spPr>
+                    <a:xfrm>
+                      <a:off x="0" y="0"/>
+                      <a:ext cx="5760720" cy="4102735"/>
+                    </a:xfrm>
+                    <a:prstGeom prst="rect">
+                      <a:avLst/>
+                    </a:prstGeom>
+                  </pic:spPr>
+                </pic:pic>
+              </a:graphicData>
+            </a:graphic>
+          </wp:inline>
+        </w:drawing>
+      </w:r>
+    </w:p>
+    <w:p>
+      <w:pPr>
+        <w:pStyle w:val="4"/>
+      </w:pPr>
+      <w:r>
+        <w:t>Рисунок 1 – Отображение составной деятельности в диаграмме активностей</w:t>
+      </w:r>
+    </w:p>
+    <w:p>
+      <w:pPr>
+        <w:pStyle w:val="2"/>
+      </w:pPr>
+      <w:bookmarkStart w:id="5" w:name="_1.4_Разбиение_деятельности"/>
+      <w:bookmarkEnd w:id="5"/>
+      <w:r>
+        <w:lastRenderedPageBreak/>
+        <w:t>1.4</w:t>
+      </w:r>
+      <w:r>
+        <w:t xml:space="preserve"> Разбиение деятельности</w:t>
+      </w:r>
+    </w:p>
+    <w:p>
+      <w:r>
+        <w:t>Разбиение деятельности представляет из себя процесс обратный описанию составной деятельности: какой-либо процесс класса разбивается на более мелкие с использованием «плавательных дорожек», в которых чётко прописаны сущности, осуществляющие тот или иной процесс, а также связи между процессами.</w:t>
+      </w:r>
+    </w:p>
+    <w:p>
+      <w:pPr>
+        <w:ind w:firstLine="0"/>
+        <w:jc w:val="center"/>
+      </w:pPr>
+      <w:r>
+        <w:rPr>
+          <w:noProof/>
+          <w:lang w:eastAsia="ru-RU"/>
+        </w:rPr>
+        <w:drawing>
+          <wp:inline distT="0" distB="0" distL="0" distR="0" wp14:anchorId="6B2E39BC" wp14:editId="6769D702">
+            <wp:extent cx="5760720" cy="4956810"/>
+            <wp:effectExtent l="0" t="0" r="0" b="0"/>
+            <wp:docPr id="3" name="Рисунок 3"/>
+            <wp:cNvGraphicFramePr>
+              <a:graphicFrameLocks xmlns:a="http://schemas.openxmlformats.org/drawingml/2006/main" noChangeAspect="1"/>
+            </wp:cNvGraphicFramePr>
+            <a:graphic xmlns:a="http://schemas.openxmlformats.org/drawingml/2006/main">
+              <a:graphicData uri="http://schemas.openxmlformats.org/drawingml/2006/picture">
+                <pic:pic xmlns:pic="http://schemas.openxmlformats.org/drawingml/2006/picture">
+                  <pic:nvPicPr>
+                    <pic:cNvPr id="1" name=""/>
+                    <pic:cNvPicPr/>
+                  </pic:nvPicPr>
+                  <pic:blipFill>
+                    <a:blip r:embed="rId9"/>
+                    <a:stretch>
+                      <a:fillRect/>
+                    </a:stretch>
+                  </pic:blipFill>
+                  <pic:spPr>
+                    <a:xfrm>
+                      <a:off x="0" y="0"/>
+                      <a:ext cx="5760720" cy="4956810"/>
+                    </a:xfrm>
+                    <a:prstGeom prst="rect">
+                      <a:avLst/>
+                    </a:prstGeom>
+                  </pic:spPr>
+                </pic:pic>
+              </a:graphicData>
+            </a:graphic>
+          </wp:inline>
+        </w:drawing>
+      </w:r>
+    </w:p>
+    <w:p>
+      <w:pPr>
+        <w:pStyle w:val="4"/>
+      </w:pPr>
+      <w:r>
+        <w:t>Рисунок 2 – Отображение дорожек в диаграмме активностей</w:t>
+      </w:r>
+    </w:p>
+    <w:p>
+      <w:pPr>
+        <w:pStyle w:val="2"/>
+      </w:pPr>
+      <w:bookmarkStart w:id="6" w:name="_1.5_Использование_диаграммы"/>
+      <w:bookmarkEnd w:id="6"/>
+      <w:r>
+        <w:t>1.5</w:t>
+      </w:r>
+      <w:r>
+        <w:t xml:space="preserve"> </w:t>
       </w:r>
       <w:r>
         <w:t>Использование диаграммы активностей</w:t>
@@ -796,6 +1845,7 @@
     </w:p>
     <w:p>
       <w:r>
+        <w:lastRenderedPageBreak/>
         <w:t>Например, можно отображать цикличные процессы (проверка данных пользователей из списка) или же несколько одновременных процессов (осуществление услуги и подготовка к следующей)</w:t>
       </w:r>
       <w:r>
@@ -847,35 +1897,103 @@
     </w:p>
     <w:p>
       <w:r>
+        <w:t>Клиент авторизуется, заполняет заявление на курс и в зависимости от ответа приложения получает уведомление об успешном или отказанном добавлении на курс</w:t>
+      </w:r>
+      <w:r>
+        <w:t xml:space="preserve"> (рисунок </w:t>
+      </w:r>
+      <w:r>
+        <w:rPr>
+          <w:lang w:val="en-US"/>
+        </w:rPr>
+        <w:t>3</w:t>
+      </w:r>
+      <w:r>
+        <w:t>)</w:t>
+      </w:r>
+      <w:r>
+        <w:t>.</w:t>
+      </w:r>
+    </w:p>
+    <w:p>
+      <w:pPr>
+        <w:ind w:firstLine="0"/>
+        <w:jc w:val="center"/>
+      </w:pPr>
+      <w:r>
+        <w:rPr>
+          <w:noProof/>
+          <w:lang w:eastAsia="ru-RU"/>
+        </w:rPr>
         <w:lastRenderedPageBreak/>
-        <w:t>Клиент авторизуется, заполняет заявление на курс и в зависимости от ответа приложения получает уведомление об успешном или отказанном добавлении на курс</w:t>
-      </w:r>
-      <w:r>
-        <w:t>.</w:t>
-      </w:r>
-    </w:p>
-    <w:p>
-      <w:r>
-        <w:t>Диаграмма активностей позволит на более глубоком уровне донести данную информацию до всех сотрудников корпорации, позволит получить справочные данные, а также фактически закрепит последовательность обработки различных операций, что ускорит разработку итогового продукта.</w:t>
-      </w:r>
+        <w:drawing>
+          <wp:inline distT="0" distB="0" distL="0" distR="0" wp14:anchorId="6F4CB020" wp14:editId="64B0E04E">
+            <wp:extent cx="3991532" cy="7563906"/>
+            <wp:effectExtent l="0" t="0" r="9525" b="0"/>
+            <wp:docPr id="1" name="Рисунок 1"/>
+            <wp:cNvGraphicFramePr>
+              <a:graphicFrameLocks xmlns:a="http://schemas.openxmlformats.org/drawingml/2006/main" noChangeAspect="1"/>
+            </wp:cNvGraphicFramePr>
+            <a:graphic xmlns:a="http://schemas.openxmlformats.org/drawingml/2006/main">
+              <a:graphicData uri="http://schemas.openxmlformats.org/drawingml/2006/picture">
+                <pic:pic xmlns:pic="http://schemas.openxmlformats.org/drawingml/2006/picture">
+                  <pic:nvPicPr>
+                    <pic:cNvPr id="1" name=""/>
+                    <pic:cNvPicPr/>
+                  </pic:nvPicPr>
+                  <pic:blipFill>
+                    <a:blip r:embed="rId10"/>
+                    <a:stretch>
+                      <a:fillRect/>
+                    </a:stretch>
+                  </pic:blipFill>
+                  <pic:spPr>
+                    <a:xfrm>
+                      <a:off x="0" y="0"/>
+                      <a:ext cx="3991532" cy="7563906"/>
+                    </a:xfrm>
+                    <a:prstGeom prst="rect">
+                      <a:avLst/>
+                    </a:prstGeom>
+                  </pic:spPr>
+                </pic:pic>
+              </a:graphicData>
+            </a:graphic>
+          </wp:inline>
+        </w:drawing>
+      </w:r>
+    </w:p>
+    <w:p>
+      <w:pPr>
+        <w:pStyle w:val="4"/>
+      </w:pPr>
+      <w:r>
+        <w:t>Рисунок 3 – Диаграмма активности системы продажи онлайн-курса</w:t>
+      </w:r>
+    </w:p>
+    <w:p>
+      <w:r>
+        <w:t xml:space="preserve">Диаграмма активностей позволит на более глубоком уровне донести данную информацию до всех сотрудников корпорации, позволит получить справочные данные, а также фактически закрепит последовательность обработки различных операций, что ускорит разработку итогового </w:t>
+      </w:r>
+      <w:r>
+        <w:lastRenderedPageBreak/>
+        <w:t>продукта.</w:t>
+      </w:r>
+      <w:r>
+        <w:t xml:space="preserve"> И помните: ни одна отдельная диаграмма не является моделью, лишь набор диаграмм составляет модель системы.</w:t>
+      </w:r>
+    </w:p>
+    <w:p>
+      <w:bookmarkStart w:id="7" w:name="_GoBack"/>
+      <w:bookmarkEnd w:id="7"/>
     </w:p>
     <w:p>
       <w:pPr>
         <w:pStyle w:val="Default"/>
       </w:pPr>
     </w:p>
-    <w:p>
-      <w:proofErr w:type="gramStart"/>
-      <w:r>
-        <w:t>ни</w:t>
-      </w:r>
-      <w:proofErr w:type="gramEnd"/>
-      <w:r>
-        <w:t xml:space="preserve"> одна отдельная диаграмма не является моделью, лишь набор диаграмм составляет модель системы</w:t>
-      </w:r>
-    </w:p>
     <w:sectPr>
-      <w:footerReference w:type="default" r:id="rId5"/>
+      <w:footerReference w:type="default" r:id="rId11"/>
       <w:pgSz w:w="11906" w:h="16838"/>
       <w:pgMar w:top="1134" w:right="1133" w:bottom="1134" w:left="1701" w:header="0" w:footer="0" w:gutter="0"/>
       <w:cols w:space="720"/>
@@ -885,6 +2003,31 @@
     </w:sectPr>
   </w:body>
 </w:document>
+</file>
+
+<file path=word/endnotes.xml><?xml version="1.0" encoding="utf-8"?>
+<w:endnotes xmlns:wpc="http://schemas.microsoft.com/office/word/2010/wordprocessingCanvas" xmlns:mc="http://schemas.openxmlformats.org/markup-compatibility/2006" xmlns:o="urn:schemas-microsoft-com:office:office" xmlns:r="http://schemas.openxmlformats.org/officeDocument/2006/relationships" xmlns:m="http://schemas.openxmlformats.org/officeDocument/2006/math" xmlns:v="urn:schemas-microsoft-com:vml" xmlns:wp14="http://schemas.microsoft.com/office/word/2010/wordprocessingDrawing" xmlns:wp="http://schemas.openxmlformats.org/drawingml/2006/wordprocessingDrawing" xmlns:w10="urn:schemas-microsoft-com:office:word" xmlns:w="http://schemas.openxmlformats.org/wordprocessingml/2006/main" xmlns:w14="http://schemas.microsoft.com/office/word/2010/wordml" xmlns:w15="http://schemas.microsoft.com/office/word/2012/wordml" xmlns:wpg="http://schemas.microsoft.com/office/word/2010/wordprocessingGroup" xmlns:wpi="http://schemas.microsoft.com/office/word/2010/wordprocessingInk" xmlns:wne="http://schemas.microsoft.com/office/word/2006/wordml" xmlns:wps="http://schemas.microsoft.com/office/word/2010/wordprocessingShape" mc:Ignorable="w14 w15 wp14">
+  <w:endnote w:type="separator" w:id="-1">
+    <w:p>
+      <w:pPr>
+        <w:spacing w:line="240" w:lineRule="auto"/>
+      </w:pPr>
+      <w:r>
+        <w:separator/>
+      </w:r>
+    </w:p>
+  </w:endnote>
+  <w:endnote w:type="continuationSeparator" w:id="0">
+    <w:p>
+      <w:pPr>
+        <w:spacing w:line="240" w:lineRule="auto"/>
+      </w:pPr>
+      <w:r>
+        <w:continuationSeparator/>
+      </w:r>
+    </w:p>
+  </w:endnote>
+</w:endnotes>
 </file>
 
 <file path=word/footer1.xml><?xml version="1.0" encoding="utf-8"?>
@@ -932,6 +2075,31 @@
     </w:pPr>
   </w:p>
 </w:ftr>
+</file>
+
+<file path=word/footnotes.xml><?xml version="1.0" encoding="utf-8"?>
+<w:footnotes xmlns:wpc="http://schemas.microsoft.com/office/word/2010/wordprocessingCanvas" xmlns:mc="http://schemas.openxmlformats.org/markup-compatibility/2006" xmlns:o="urn:schemas-microsoft-com:office:office" xmlns:r="http://schemas.openxmlformats.org/officeDocument/2006/relationships" xmlns:m="http://schemas.openxmlformats.org/officeDocument/2006/math" xmlns:v="urn:schemas-microsoft-com:vml" xmlns:wp14="http://schemas.microsoft.com/office/word/2010/wordprocessingDrawing" xmlns:wp="http://schemas.openxmlformats.org/drawingml/2006/wordprocessingDrawing" xmlns:w10="urn:schemas-microsoft-com:office:word" xmlns:w="http://schemas.openxmlformats.org/wordprocessingml/2006/main" xmlns:w14="http://schemas.microsoft.com/office/word/2010/wordml" xmlns:w15="http://schemas.microsoft.com/office/word/2012/wordml" xmlns:wpg="http://schemas.microsoft.com/office/word/2010/wordprocessingGroup" xmlns:wpi="http://schemas.microsoft.com/office/word/2010/wordprocessingInk" xmlns:wne="http://schemas.microsoft.com/office/word/2006/wordml" xmlns:wps="http://schemas.microsoft.com/office/word/2010/wordprocessingShape" mc:Ignorable="w14 w15 wp14">
+  <w:footnote w:type="separator" w:id="-1">
+    <w:p>
+      <w:pPr>
+        <w:spacing w:line="240" w:lineRule="auto"/>
+      </w:pPr>
+      <w:r>
+        <w:separator/>
+      </w:r>
+    </w:p>
+  </w:footnote>
+  <w:footnote w:type="continuationSeparator" w:id="0">
+    <w:p>
+      <w:pPr>
+        <w:spacing w:line="240" w:lineRule="auto"/>
+      </w:pPr>
+      <w:r>
+        <w:continuationSeparator/>
+      </w:r>
+    </w:p>
+  </w:footnote>
+</w:footnotes>
 </file>
 
 <file path=word/numbering.xml><?xml version="1.0" encoding="utf-8"?>
@@ -1534,6 +2702,7 @@
   <w:style w:type="character" w:default="1" w:styleId="a1">
     <w:name w:val="Default Paragraph Font"/>
     <w:uiPriority w:val="1"/>
+    <w:semiHidden/>
     <w:unhideWhenUsed/>
   </w:style>
   <w:style w:type="table" w:default="1" w:styleId="a2">
